--- a/letters/03_Trademark_Knockout_Search_Engagement_Agreement.docx
+++ b/letters/03_Trademark_Knockout_Search_Engagement_Agreement.docx
@@ -81,7 +81,7 @@
           <w:sz w:val="21"/>
           <w:szCs w:val="21"/>
         </w:rPr>
-        <w:t xml:space="preserve">Thank you for choosing J Brantley Law, PLLC for representation in the matters described below. This letter sets forth the terms of engagement between the Firm and Client, in their individual capacity ("Client"), regarding trademark registration services for {{answers.mark_name}} (the "Proposed Mark"). Please note that this proposal expires seven (7) business days from date of issuance.</w:t>
+        <w:t xml:space="preserve">Thank you for choosing J Brantley Law, PLLC for representation in the matters described below. This letter sets forth the terms of engagement between the Firm and Client, in their individual capacity or as the Authorized Representative for the Company identified above ("Client"), regarding trademark registration services for {{answers.mark_name}} (the "Proposed Mark"). This proposal expires seven (7) business days from the date of issuance.</w:t>
       </w:r>
     </w:p>
     <w:p>
@@ -136,7 +136,7 @@
           <w:sz w:val="21"/>
           <w:szCs w:val="21"/>
         </w:rPr>
-        <w:t xml:space="preserve">Client’s driver’s license number and state of issuance, provided in connection with the Power of Attorney granted in Section 6: {{answers.drivers_license}}.</w:t>
+        <w:t xml:space="preserve">Client’s driver’s license number and state of issuance, provided in connection with the authorization granted below in the Authority / Power of Attorney section of this Agreement: {{answers.drivers_license}}.</w:t>
       </w:r>
     </w:p>
     <w:p>
@@ -165,33 +165,49 @@
           <w:sz w:val="21"/>
           <w:szCs w:val="21"/>
         </w:rPr>
-        <w:t xml:space="preserve">2A. Tier Election: Client elects the Knockout Search tier of trademark services for the Proposed Mark, described below. The fee below reflects one (1) class; additional classes incur an additional charge as set out in Section 2B.</w:t>
-      </w:r>
-    </w:p>
-    <w:p>
-      <w:pPr>
-        <w:spacing w:after="140" w:line="276"/>
-      </w:pPr>
-      <w:r>
-        <w:rPr>
-          <w:rFonts w:ascii="Calibri" w:cs="Calibri" w:eastAsia="Calibri" w:hAnsi="Calibri"/>
-          <w:sz w:val="21"/>
-          <w:szCs w:val="21"/>
-        </w:rPr>
-        <w:t xml:space="preserve">Knockout Search: A quick scan of the official USPTO database and a brief risk assessment. This option does not include preparation or filing of a federal trademark application. Client cannot upgrade to a filing tier if this search is selected. Attorney fee: $350.00.</w:t>
-      </w:r>
-    </w:p>
-    <w:p>
-      <w:pPr>
-        <w:spacing w:after="140" w:line="276"/>
-      </w:pPr>
-      <w:r>
-        <w:rPr>
-          <w:rFonts w:ascii="Calibri" w:cs="Calibri" w:eastAsia="Calibri" w:hAnsi="Calibri"/>
-          <w:sz w:val="21"/>
-          <w:szCs w:val="21"/>
-        </w:rPr>
-        <w:t xml:space="preserve">2B. Additional Services: Client may elect the following a la carte / add-on services.</w:t>
+        <w:t xml:space="preserve">Client may elect one of the following services for the Proposed Mark. The fees displayed reflect attorney fees for one (1) mark in one (1) class unless otherwise stated. USPTO government fees are separate.</w:t>
+      </w:r>
+    </w:p>
+    <w:p>
+      <w:pPr>
+        <w:spacing w:after="140" w:line="276"/>
+      </w:pPr>
+      <w:r>
+        <w:rPr>
+          <w:rFonts w:ascii="Calibri" w:cs="Calibri" w:eastAsia="Calibri" w:hAnsi="Calibri"/>
+          <w:sz w:val="21"/>
+          <w:szCs w:val="21"/>
+        </w:rPr>
+        <w:t xml:space="preserve">Knockout Search: A quick scan of the official USPTO database and a brief risk assessment. Choose this or Search and Clear, not both. This option does not include preparation or filing of a federal trademark application. Client cannot upgrade if this search is selected. Attorney fee: $350.00.</w:t>
+      </w:r>
+    </w:p>
+    <w:p>
+      <w:pPr>
+        <w:spacing w:after="100" w:before="200"/>
+      </w:pPr>
+      <w:r>
+        <w:rPr>
+          <w:rFonts w:ascii="Calibri" w:cs="Calibri" w:eastAsia="Calibri" w:hAnsi="Calibri"/>
+          <w:b/>
+          <w:bCs/>
+          <w:color w:val="1F3050"/>
+          <w:sz w:val="22"/>
+          <w:szCs w:val="22"/>
+        </w:rPr>
+        <w:t xml:space="preserve">Section 3. Additional and Post-Filing Services</w:t>
+      </w:r>
+    </w:p>
+    <w:p>
+      <w:pPr>
+        <w:spacing w:after="140" w:line="276"/>
+      </w:pPr>
+      <w:r>
+        <w:rPr>
+          <w:rFonts w:ascii="Calibri" w:cs="Calibri" w:eastAsia="Calibri" w:hAnsi="Calibri"/>
+          <w:sz w:val="21"/>
+          <w:szCs w:val="21"/>
+        </w:rPr>
+        <w:t xml:space="preserve">The following services are outside the elected tier unless separately elected in writing.</w:t>
       </w:r>
     </w:p>
     <w:p>
@@ -212,7 +228,7 @@
           <w:sz w:val="21"/>
           <w:szCs w:val="21"/>
         </w:rPr>
-        <w:t xml:space="preserve">Trademark Cease and Desist Letter or Cease and Desist Response (if Client is the recipient): $750.00 per letter. Includes applicable research, up to fifteen (15) minutes of consultation (or equivalent email correspondence) regarding the trademark use at issue, drafting of one cease and desist letter, and delivery to Client for approval before sending. Client is responsible for delivery costs (postage, courier, etc.) if not sent electronically. Limited to trademark-related cease and desist matters only. If the offending party responds or negotiation is required, that work is outside this scope and available at Attorney’s hourly rate of $250/hour, billed in quarter-hour (.25) increments, under a separate written fee agreement.</w:t>
+        <w:t xml:space="preserve">Non-substantive / procedural Office Action response: $500.00 per response.</w:t>
       </w:r>
     </w:p>
     <w:p>
@@ -233,7 +249,7 @@
           <w:sz w:val="21"/>
           <w:szCs w:val="21"/>
         </w:rPr>
-        <w:t xml:space="preserve">Non-substantive (procedural) Office Action response: $500.00 per response. Non-substantive actions address minor technical, procedural, or formatting errors — for example, unclear or miscategorized identification of goods/services, specimen issues, disclaimers, or clarifications — rather than refusing the core eligibility of the mark.</w:t>
+        <w:t xml:space="preserve">Substantive Office Action response: starting at $850.00, quoted based on complexity. A substantive response may exceed this starting fee where the refusal involves multiple cited registrations, extensive legal research, significant evidentiary development, a final refusal, or unusual complexity.</w:t>
       </w:r>
     </w:p>
     <w:p>
@@ -254,7 +270,7 @@
           <w:sz w:val="21"/>
           <w:szCs w:val="21"/>
         </w:rPr>
-        <w:t xml:space="preserve">Substantive Office Action response: $1,500.00 per response. Substantive actions refuse registration on legal grounds and challenge the core eligibility of the mark, name, logo, or slogan. If not included in Client’s elected tier, Attorney may provide this service a la carte at the current rate.</w:t>
+        <w:t xml:space="preserve">Final, complex, or unusually research-intensive Office Action: separate written quote / engagement.</w:t>
       </w:r>
     </w:p>
     <w:p>
@@ -275,7 +291,7 @@
           <w:sz w:val="21"/>
           <w:szCs w:val="21"/>
         </w:rPr>
-        <w:t xml:space="preserve">Amendment to a pro se existing filing: $1,500.00 per amendment.</w:t>
+        <w:t xml:space="preserve">Statement of Use: separately quoted when required, plus the applicable USPTO fee.</w:t>
       </w:r>
     </w:p>
     <w:p>
@@ -296,7 +312,7 @@
           <w:sz w:val="21"/>
           <w:szCs w:val="21"/>
         </w:rPr>
-        <w:t xml:space="preserve">Additional class(es): the fees in Section 2 cover the application in one (1) class. Additional classes are billed at $250.00 per class in attorney fees, plus the applicable USPTO filing fee per class, per application. Any request to add classes must be approved in writing by Attorney before work commences.</w:t>
+        <w:t xml:space="preserve">Extension Request for an intent-to-use application: separately quoted when required, plus the applicable USPTO fee.</w:t>
       </w:r>
     </w:p>
     <w:p>
@@ -317,324 +333,196 @@
           <w:sz w:val="21"/>
           <w:szCs w:val="21"/>
         </w:rPr>
-        <w:t xml:space="preserve">Rush fee: $500.00 per requested instance. Client must elect this service if applicable; if applicable but not elected, the Rush fee will be added to Client’s invoice by Attorney.</w:t>
-      </w:r>
-    </w:p>
-    <w:p>
-      <w:pPr>
-        <w:spacing w:after="100" w:before="200"/>
-      </w:pPr>
-      <w:r>
-        <w:rPr>
-          <w:rFonts w:ascii="Calibri" w:cs="Calibri" w:eastAsia="Calibri" w:hAnsi="Calibri"/>
-          <w:b/>
-          <w:bCs/>
-          <w:color w:val="1F3050"/>
-          <w:sz w:val="22"/>
-          <w:szCs w:val="22"/>
-        </w:rPr>
-        <w:t xml:space="preserve">Section 3. Fees, Billing, and Payment Terms</w:t>
-      </w:r>
-    </w:p>
-    <w:p>
-      <w:pPr>
-        <w:spacing w:after="140" w:line="276"/>
-      </w:pPr>
-      <w:r>
-        <w:rPr>
-          <w:rFonts w:ascii="Calibri" w:cs="Calibri" w:eastAsia="Calibri" w:hAnsi="Calibri"/>
-          <w:sz w:val="21"/>
-          <w:szCs w:val="21"/>
-        </w:rPr>
-        <w:t xml:space="preserve">Deposit</w:t>
-      </w:r>
-    </w:p>
-    <w:p>
-      <w:pPr>
-        <w:spacing w:after="140" w:line="276"/>
-      </w:pPr>
-      <w:r>
-        <w:rPr>
-          <w:rFonts w:ascii="Calibri" w:cs="Calibri" w:eastAsia="Calibri" w:hAnsi="Calibri"/>
-          <w:sz w:val="21"/>
-          <w:szCs w:val="21"/>
-        </w:rPr>
-        <w:t xml:space="preserve">Full payment is due at signing and held in trust until delivery of the brief risk assessment.</w:t>
-      </w:r>
-    </w:p>
-    <w:p>
-      <w:pPr>
-        <w:spacing w:after="140" w:line="276"/>
-      </w:pPr>
-      <w:r>
-        <w:rPr>
-          <w:rFonts w:ascii="Calibri" w:cs="Calibri" w:eastAsia="Calibri" w:hAnsi="Calibri"/>
-          <w:sz w:val="21"/>
-          <w:szCs w:val="21"/>
-        </w:rPr>
-        <w:t xml:space="preserve">Optional add-on services elected at signing are invoiced upon completion and are due in full within seven (7) days of invoice date. No installment plans are available.</w:t>
-      </w:r>
-    </w:p>
-    <w:p>
-      <w:pPr>
-        <w:spacing w:after="140" w:line="276"/>
-      </w:pPr>
-      <w:r>
-        <w:rPr>
-          <w:rFonts w:ascii="Calibri" w:cs="Calibri" w:eastAsia="Calibri" w:hAnsi="Calibri"/>
-          <w:sz w:val="21"/>
-          <w:szCs w:val="21"/>
-        </w:rPr>
-        <w:t xml:space="preserve">Invoices for any services outside the elected tier are due within seven (7) days of the invoice date.</w:t>
-      </w:r>
-    </w:p>
-    <w:p>
-      <w:pPr>
-        <w:spacing w:after="140" w:line="276"/>
-      </w:pPr>
-      <w:r>
-        <w:rPr>
-          <w:rFonts w:ascii="Calibri" w:cs="Calibri" w:eastAsia="Calibri" w:hAnsi="Calibri"/>
-          <w:sz w:val="21"/>
-          <w:szCs w:val="21"/>
-        </w:rPr>
-        <w:t xml:space="preserve">Fee Earning Milestones: Attorney’s fees are held in Client’s IOLTA trust account upon receipt and are earned according to the following milestones:</w:t>
-      </w:r>
-    </w:p>
-    <w:p>
-      <w:pPr>
-        <w:spacing w:after="140" w:line="276"/>
-      </w:pPr>
-      <w:r>
-        <w:rPr>
-          <w:rFonts w:ascii="Calibri" w:cs="Calibri" w:eastAsia="Calibri" w:hAnsi="Calibri"/>
-          <w:sz w:val="21"/>
-          <w:szCs w:val="21"/>
-        </w:rPr>
-        <w:t xml:space="preserve">The full fee is earned in full upon Attorney’s completion of the knockout search and delivery of the brief risk assessment to Client. If Attorney has already completed the search prior to this Agreement’s execution, the full fee is earned upon execution of this Agreement and Client’s payment.</w:t>
-      </w:r>
-    </w:p>
-    <w:p>
-      <w:pPr>
-        <w:spacing w:after="100" w:before="200"/>
-      </w:pPr>
-      <w:r>
-        <w:rPr>
-          <w:rFonts w:ascii="Calibri" w:cs="Calibri" w:eastAsia="Calibri" w:hAnsi="Calibri"/>
-          <w:b/>
-          <w:bCs/>
-          <w:color w:val="1F3050"/>
-          <w:sz w:val="22"/>
-          <w:szCs w:val="22"/>
-        </w:rPr>
-        <w:t xml:space="preserve">Section 4. Business Hours and Communication</w:t>
-      </w:r>
-    </w:p>
-    <w:p>
-      <w:pPr>
-        <w:spacing w:after="140" w:line="276"/>
-      </w:pPr>
-      <w:r>
-        <w:rPr>
-          <w:rFonts w:ascii="Calibri" w:cs="Calibri" w:eastAsia="Calibri" w:hAnsi="Calibri"/>
-          <w:sz w:val="21"/>
-          <w:szCs w:val="21"/>
-        </w:rPr>
-        <w:t xml:space="preserve">Attorney’s business hours are Monday through Friday, 9:30 a.m. to 4:30 p.m. Central Time. Communications received outside business hours will be addressed the next business day. Attorney reserves the right to bill for after-hours communications requiring substantive attorney time and reserves the right to delete after-hours voicemails without transcription. Client agrees to respond to Attorney’s requests for information in a timely manner; delayed responses may delay deliverables, and Attorney is not responsible for delays caused by Client’s delayed response.</w:t>
-      </w:r>
-    </w:p>
-    <w:p>
-      <w:pPr>
-        <w:spacing w:after="140" w:line="276"/>
-      </w:pPr>
-      <w:r>
-        <w:rPr>
-          <w:rFonts w:ascii="Calibri" w:cs="Calibri" w:eastAsia="Calibri" w:hAnsi="Calibri"/>
-          <w:sz w:val="21"/>
-          <w:szCs w:val="21"/>
-        </w:rPr>
-        <w:t xml:space="preserve">Communication Deadlines: When Attorney sends Client a material communication requiring Client’s response (including requests for approval of draft applications, payment authorization, or clarification of project scope), Client has ten (10) business days to respond. Response means written communication back to Attorney addressing the specific request. Silence or failure to respond is treated as a breach of this engagement’s communication requirement.</w:t>
-      </w:r>
-    </w:p>
-    <w:p>
-      <w:pPr>
-        <w:spacing w:after="140" w:line="276"/>
-      </w:pPr>
-      <w:r>
-        <w:rPr>
-          <w:rFonts w:ascii="Calibri" w:cs="Calibri" w:eastAsia="Calibri" w:hAnsi="Calibri"/>
-          <w:sz w:val="21"/>
-          <w:szCs w:val="21"/>
-        </w:rPr>
-        <w:t xml:space="preserve">If Client does not respond within ten (10) business days: on Day 10, Attorney will send a follow-up reminder email, restating the original request and extending the deadline to Day 15 (an additional five (5) business days). If Client has not responded by Day 15, Attorney may, at Attorney’s sole discretion, (a) proceed with the engagement based on Attorney’s professional judgment regarding the matter at issue, with Client remaining liable for all fees incurred and Attorney not responsible for any consequences of Client’s non-participation, or (b) terminate this engagement for material breach (Client’s failure to cooperate and communicate), with Client responsible for all fees incurred through termination as described above.</w:t>
-      </w:r>
-    </w:p>
-    <w:p>
-      <w:pPr>
-        <w:spacing w:after="100" w:before="200"/>
-      </w:pPr>
-      <w:r>
-        <w:rPr>
-          <w:rFonts w:ascii="Calibri" w:cs="Calibri" w:eastAsia="Calibri" w:hAnsi="Calibri"/>
-          <w:b/>
-          <w:bCs/>
-          <w:color w:val="1F3050"/>
-          <w:sz w:val="22"/>
-          <w:szCs w:val="22"/>
-        </w:rPr>
-        <w:t xml:space="preserve">Section 5. Client Responsibilities</w:t>
-      </w:r>
-    </w:p>
-    <w:p>
-      <w:pPr>
-        <w:spacing w:after="140" w:line="276"/>
-      </w:pPr>
-      <w:r>
-        <w:rPr>
-          <w:rFonts w:ascii="Calibri" w:cs="Calibri" w:eastAsia="Calibri" w:hAnsi="Calibri"/>
-          <w:sz w:val="21"/>
-          <w:szCs w:val="21"/>
-        </w:rPr>
-        <w:t xml:space="preserve">General: Client agrees to be truthful with Attorney, to cooperate, to provide all factual and documentary evidence necessary for Attorney to perform the professional services, to abide by this Agreement and to keep Attorney advised of Client’s address, telephone number, and email address. In the event the Firm is unable to locate Client, the Firm may terminate all further representation of Client by sending an email to Client’s last known email address and filing all necessary documents to seek permission to withdraw from any formal representation.</w:t>
-      </w:r>
-    </w:p>
-    <w:p>
-      <w:pPr>
-        <w:spacing w:after="140" w:line="276"/>
-      </w:pPr>
-      <w:r>
-        <w:rPr>
-          <w:rFonts w:ascii="Calibri" w:cs="Calibri" w:eastAsia="Calibri" w:hAnsi="Calibri"/>
-          <w:sz w:val="21"/>
-          <w:szCs w:val="21"/>
-        </w:rPr>
-        <w:t xml:space="preserve">Use of TM, SM, and R: Client may use the "TM" symbol for unregistered marks, slogans, or logos to claim ownership under common law (or the "SM" mark for services), even while an application is pending. In signing this Agreement, Client acknowledges that this denotation does not fully inoculate Client in the event someone else registers the mark, slogan, or logo first. Client also acknowledges that the registered symbol is legally restricted and may only be used after the United States Patent and Trademark Office (USPTO) officially registers Client’s trademark and issues a registration certificate. Improper use of the registered symbol may result in legal penalties and/or lawsuits, for which Client is wholly responsible. Representation of the Client regarding such matters is expressly excluded from Legal Services under this Agreement.</w:t>
-      </w:r>
-    </w:p>
-    <w:p>
-      <w:pPr>
-        <w:spacing w:after="140" w:line="276"/>
-      </w:pPr>
-      <w:r>
-        <w:rPr>
-          <w:rFonts w:ascii="Calibri" w:cs="Calibri" w:eastAsia="Calibri" w:hAnsi="Calibri"/>
-          <w:sz w:val="21"/>
-          <w:szCs w:val="21"/>
-        </w:rPr>
-        <w:t xml:space="preserve">Communication Policies: Client will exclusively communicate with the Attorney via email at jbrantley@jenniferbrantleylaw.com or via the provided telephone number and/or case management portal, Monday through Friday between 9:00 a.m. to 4:30 p.m. Central Time. Client understands social media is not the proper avenue to contact Attorney.</w:t>
-      </w:r>
-    </w:p>
-    <w:p>
-      <w:pPr>
-        <w:spacing w:after="140" w:line="276"/>
-      </w:pPr>
-      <w:r>
-        <w:rPr>
-          <w:rFonts w:ascii="Calibri" w:cs="Calibri" w:eastAsia="Calibri" w:hAnsi="Calibri"/>
-          <w:sz w:val="21"/>
-          <w:szCs w:val="21"/>
-        </w:rPr>
-        <w:t xml:space="preserve">Deliverables and Acceptance: Attorney will communicate the anticipated completion timeline for each elected deliverable directly with Client during representation. Client has ten (10) business days from the date of delivery of any deliverable to review and object in writing to its contents. The ten-business-day clock runs from the delivery date. Absent a timely written objection, the deliverable is deemed accepted.</w:t>
-      </w:r>
-    </w:p>
-    <w:p>
-      <w:pPr>
-        <w:spacing w:after="140" w:line="276"/>
-      </w:pPr>
-      <w:r>
-        <w:rPr>
-          <w:rFonts w:ascii="Calibri" w:cs="Calibri" w:eastAsia="Calibri" w:hAnsi="Calibri"/>
-          <w:sz w:val="21"/>
-          <w:szCs w:val="21"/>
-        </w:rPr>
-        <w:t xml:space="preserve">Client-Provided Research and Artificial Intelligence (AI) Materials: Review of client-supplied research, internet materials, social media content, or artificial intelligence-generated information is outside the defined scope of legal services described in this Agreement unless Attorney determines such review is reasonably necessary to advance Client’s legal objectives. Any review, analysis, verification, or response to such materials will be undertaken solely at Attorney’s discretion and will constitute billable legal work. Such time will be billed at Attorney’s standard hourly rate or, in flat-fee matters, as an additional fee separate from and not included in the flat fee. Attorney is not obligated to advance arguments, cite authorities, or incorporate materials that Attorney determines to be inaccurate, unsupported, strategically unsound, or inconsistent with applicable law or ethical obligations.</w:t>
-      </w:r>
-    </w:p>
-    <w:p>
-      <w:pPr>
-        <w:spacing w:after="140" w:line="276"/>
-      </w:pPr>
-      <w:r>
-        <w:rPr>
-          <w:rFonts w:ascii="Calibri" w:cs="Calibri" w:eastAsia="Calibri" w:hAnsi="Calibri"/>
-          <w:sz w:val="21"/>
-          <w:szCs w:val="21"/>
-        </w:rPr>
-        <w:t xml:space="preserve">WARNING: use of AI and search engine prompts and queries related to your matter may constitute waiver of attorney-client privilege and confidentiality of such information and documents, which may be discoverable and used against you. AI and search engines are not attorneys and may not owe you any duty of confidentiality or privilege protections.</w:t>
-      </w:r>
-    </w:p>
-    <w:p>
-      <w:pPr>
-        <w:spacing w:after="100" w:before="200"/>
-      </w:pPr>
-      <w:r>
-        <w:rPr>
-          <w:rFonts w:ascii="Calibri" w:cs="Calibri" w:eastAsia="Calibri" w:hAnsi="Calibri"/>
-          <w:b/>
-          <w:bCs/>
-          <w:color w:val="1F3050"/>
-          <w:sz w:val="22"/>
-          <w:szCs w:val="22"/>
-        </w:rPr>
-        <w:t xml:space="preserve">Section 6. Power of Attorney</w:t>
-      </w:r>
-    </w:p>
-    <w:p>
-      <w:pPr>
-        <w:spacing w:after="140" w:line="276"/>
-      </w:pPr>
-      <w:r>
-        <w:rPr>
-          <w:rFonts w:ascii="Calibri" w:cs="Calibri" w:eastAsia="Calibri" w:hAnsi="Calibri"/>
-          <w:sz w:val="21"/>
-          <w:szCs w:val="21"/>
-        </w:rPr>
-        <w:t xml:space="preserve">Client gives Attorney a limited power of attorney to execute all documents which are necessary or desirable to file their trademark application. Client designates Jennifer N. Brantley, Esq., and J Brantley Law, PLLC as its representative with power to bind Client in connection with representation under this engagement.</w:t>
-      </w:r>
-    </w:p>
-    <w:p>
-      <w:pPr>
-        <w:spacing w:after="100" w:before="200"/>
-      </w:pPr>
-      <w:r>
-        <w:rPr>
-          <w:rFonts w:ascii="Calibri" w:cs="Calibri" w:eastAsia="Calibri" w:hAnsi="Calibri"/>
-          <w:b/>
-          <w:bCs/>
-          <w:color w:val="1F3050"/>
-          <w:sz w:val="22"/>
-          <w:szCs w:val="22"/>
-        </w:rPr>
-        <w:t xml:space="preserve">Section 7. USPTO Fees and Government Costs</w:t>
-      </w:r>
-    </w:p>
-    <w:p>
-      <w:pPr>
-        <w:spacing w:after="140" w:line="276"/>
-      </w:pPr>
-      <w:r>
-        <w:rPr>
-          <w:rFonts w:ascii="Calibri" w:cs="Calibri" w:eastAsia="Calibri" w:hAnsi="Calibri"/>
-          <w:sz w:val="21"/>
-          <w:szCs w:val="21"/>
-        </w:rPr>
-        <w:t xml:space="preserve">Any USPTO filing fee referenced in this Agreement is a separate government cost paid directly to the USPTO. USPTO filing fees are not included in, and are separate from, the Attorney fee for any elected tier.</w:t>
-      </w:r>
-    </w:p>
-    <w:p>
-      <w:pPr>
-        <w:spacing w:after="100" w:before="200"/>
-      </w:pPr>
-      <w:r>
-        <w:rPr>
-          <w:rFonts w:ascii="Calibri" w:cs="Calibri" w:eastAsia="Calibri" w:hAnsi="Calibri"/>
-          <w:b/>
-          <w:bCs/>
-          <w:color w:val="1F3050"/>
-          <w:sz w:val="22"/>
-          <w:szCs w:val="22"/>
-        </w:rPr>
-        <w:t xml:space="preserve">Section 8. Registration Timeline and Process Overview</w:t>
+        <w:t xml:space="preserve">Amendment to an existing pro se filing: $850.00 per amendment, subject to file review.</w:t>
+      </w:r>
+    </w:p>
+    <w:p>
+      <w:pPr>
+        <w:spacing w:after="60" w:before="100"/>
+      </w:pPr>
+      <w:r>
+        <w:rPr>
+          <w:rFonts w:ascii="Calibri" w:cs="Calibri" w:eastAsia="Calibri" w:hAnsi="Calibri"/>
+          <w:sz w:val="21"/>
+          <w:szCs w:val="21"/>
+        </w:rPr>
+        <w:t xml:space="preserve">☐  </w:t>
+      </w:r>
+      <w:r>
+        <w:rPr>
+          <w:rFonts w:ascii="Calibri" w:cs="Calibri" w:eastAsia="Calibri" w:hAnsi="Calibri"/>
+          <w:sz w:val="21"/>
+          <w:szCs w:val="21"/>
+        </w:rPr>
+        <w:t xml:space="preserve">Additional class in the same application: $400.00 per class plus the applicable USPTO fee; complex multiclass matters may be separately quoted.</w:t>
+      </w:r>
+    </w:p>
+    <w:p>
+      <w:pPr>
+        <w:spacing w:after="60" w:before="100"/>
+      </w:pPr>
+      <w:r>
+        <w:rPr>
+          <w:rFonts w:ascii="Calibri" w:cs="Calibri" w:eastAsia="Calibri" w:hAnsi="Calibri"/>
+          <w:sz w:val="21"/>
+          <w:szCs w:val="21"/>
+        </w:rPr>
+        <w:t xml:space="preserve">☐  </w:t>
+      </w:r>
+      <w:r>
+        <w:rPr>
+          <w:rFonts w:ascii="Calibri" w:cs="Calibri" w:eastAsia="Calibri" w:hAnsi="Calibri"/>
+          <w:sz w:val="21"/>
+          <w:szCs w:val="21"/>
+        </w:rPr>
+        <w:t xml:space="preserve">Trademark cease-and-desist letter or response: $950.00 per letter; negotiations excluded unless separately engaged.</w:t>
+      </w:r>
+    </w:p>
+    <w:p>
+      <w:pPr>
+        <w:spacing w:after="60" w:before="100"/>
+      </w:pPr>
+      <w:r>
+        <w:rPr>
+          <w:rFonts w:ascii="Calibri" w:cs="Calibri" w:eastAsia="Calibri" w:hAnsi="Calibri"/>
+          <w:sz w:val="21"/>
+          <w:szCs w:val="21"/>
+        </w:rPr>
+        <w:t xml:space="preserve">☐  </w:t>
+      </w:r>
+      <w:r>
+        <w:rPr>
+          <w:rFonts w:ascii="Calibri" w:cs="Calibri" w:eastAsia="Calibri" w:hAnsi="Calibri"/>
+          <w:sz w:val="21"/>
+          <w:szCs w:val="21"/>
+        </w:rPr>
+        <w:t xml:space="preserve">Rush service, when accepted by Attorney: $500.00.</w:t>
+      </w:r>
+    </w:p>
+    <w:p>
+      <w:pPr>
+        <w:spacing w:after="140" w:line="276"/>
+      </w:pPr>
+      <w:r>
+        <w:rPr>
+          <w:rFonts w:ascii="Calibri" w:cs="Calibri" w:eastAsia="Calibri" w:hAnsi="Calibri"/>
+          <w:sz w:val="21"/>
+          <w:szCs w:val="21"/>
+        </w:rPr>
+        <w:t xml:space="preserve">Office Action classifications are determined by Attorney based on the substance and complexity of the USPTO correspondence. A substantive response may exceed the stated starting fee where the refusal involves multiple cited registrations, extensive legal research, significant evidentiary development, a final refusal, or unusual complexity.</w:t>
+      </w:r>
+    </w:p>
+    <w:p>
+      <w:pPr>
+        <w:spacing w:after="140" w:line="276"/>
+      </w:pPr>
+      <w:r>
+        <w:rPr>
+          <w:rFonts w:ascii="Calibri" w:cs="Calibri" w:eastAsia="Calibri" w:hAnsi="Calibri"/>
+          <w:sz w:val="21"/>
+          <w:szCs w:val="21"/>
+        </w:rPr>
+        <w:t xml:space="preserve">Hourly Rate: Where this Agreement expressly provides for hourly billing, or where Client and Attorney separately agree in writing that additional services will be performed on an hourly basis, Attorney’s hourly rate is $275/hour, billed in quarter-hour (.25) increments. Flat-fee services identified in this Agreement remain governed by their stated flat fees.</w:t>
+      </w:r>
+    </w:p>
+    <w:p>
+      <w:pPr>
+        <w:spacing w:after="100" w:before="200"/>
+      </w:pPr>
+      <w:r>
+        <w:rPr>
+          <w:rFonts w:ascii="Calibri" w:cs="Calibri" w:eastAsia="Calibri" w:hAnsi="Calibri"/>
+          <w:b/>
+          <w:bCs/>
+          <w:color w:val="1F3050"/>
+          <w:sz w:val="22"/>
+          <w:szCs w:val="22"/>
+        </w:rPr>
+        <w:t xml:space="preserve">Section 4. Payment Election, Fees, and Billing</w:t>
+      </w:r>
+    </w:p>
+    <w:p>
+      <w:pPr>
+        <w:spacing w:after="140" w:line="276"/>
+      </w:pPr>
+      <w:r>
+        <w:rPr>
+          <w:rFonts w:ascii="Calibri" w:cs="Calibri" w:eastAsia="Calibri" w:hAnsi="Calibri"/>
+          <w:sz w:val="21"/>
+          <w:szCs w:val="21"/>
+        </w:rPr>
+        <w:t xml:space="preserve">The total fee is due at signing of this Agreement and held in trust until delivery of the brief risk assessment.</w:t>
+      </w:r>
+    </w:p>
+    <w:p>
+      <w:pPr>
+        <w:spacing w:after="140" w:line="276"/>
+      </w:pPr>
+      <w:r>
+        <w:rPr>
+          <w:rFonts w:ascii="Calibri" w:cs="Calibri" w:eastAsia="Calibri" w:hAnsi="Calibri"/>
+          <w:sz w:val="21"/>
+          <w:szCs w:val="21"/>
+        </w:rPr>
+        <w:t xml:space="preserve">Attorney Hourly Rate: For additional services that the parties agree will be billed hourly, Attorney’s rate is $275/hour, billed in quarter-hour (.25) increments, unless a separate written agreement expressly states otherwise.</w:t>
+      </w:r>
+    </w:p>
+    <w:p>
+      <w:pPr>
+        <w:spacing w:after="100" w:before="200"/>
+      </w:pPr>
+      <w:r>
+        <w:rPr>
+          <w:rFonts w:ascii="Calibri" w:cs="Calibri" w:eastAsia="Calibri" w:hAnsi="Calibri"/>
+          <w:b/>
+          <w:bCs/>
+          <w:color w:val="1F3050"/>
+          <w:sz w:val="22"/>
+          <w:szCs w:val="22"/>
+        </w:rPr>
+        <w:t xml:space="preserve">Section 5. Fee Earning Milestones and Trust Accounting</w:t>
+      </w:r>
+    </w:p>
+    <w:p>
+      <w:pPr>
+        <w:spacing w:after="140" w:line="276"/>
+      </w:pPr>
+      <w:r>
+        <w:rPr>
+          <w:rFonts w:ascii="Calibri" w:cs="Calibri" w:eastAsia="Calibri" w:hAnsi="Calibri"/>
+          <w:sz w:val="21"/>
+          <w:szCs w:val="21"/>
+        </w:rPr>
+        <w:t xml:space="preserve">Advance attorney fees will be handled in accordance with applicable trust-account and professional-conduct rules.</w:t>
+      </w:r>
+    </w:p>
+    <w:p>
+      <w:pPr>
+        <w:spacing w:after="140" w:line="276"/>
+      </w:pPr>
+      <w:r>
+        <w:rPr>
+          <w:rFonts w:ascii="Calibri" w:cs="Calibri" w:eastAsia="Calibri" w:hAnsi="Calibri"/>
+          <w:sz w:val="21"/>
+          <w:szCs w:val="21"/>
+        </w:rPr>
+        <w:t xml:space="preserve">The fee is earned upon Attorney’s completion of the knockout search and delivery of the brief risk assessment. If Attorney has already completed the search prior to this Agreement’s execution, the full fee is earned upon execution of this Agreement and Client’s payment.</w:t>
+      </w:r>
+    </w:p>
+    <w:p>
+      <w:pPr>
+        <w:spacing w:after="100" w:before="200"/>
+      </w:pPr>
+      <w:r>
+        <w:rPr>
+          <w:rFonts w:ascii="Calibri" w:cs="Calibri" w:eastAsia="Calibri" w:hAnsi="Calibri"/>
+          <w:b/>
+          <w:bCs/>
+          <w:color w:val="1F3050"/>
+          <w:sz w:val="22"/>
+          <w:szCs w:val="22"/>
+        </w:rPr>
+        <w:t xml:space="preserve">Section 6. Registration Timeline and Process Overview</w:t>
       </w:r>
     </w:p>
     <w:p>
@@ -660,20 +548,20 @@
           <w:sz w:val="21"/>
           <w:szCs w:val="21"/>
         </w:rPr>
-        <w:t xml:space="preserve">Trademark applications proceed under one of two filing bases. A "use in commerce" application applies where Client is already selling goods or services under the mark as of the filing date. An "intent to use" application, sometimes called a Track B application, applies where Client has a bona fide intention to use the mark but has not yet begun sales under it as of the filing date. Client’s filing basis for the Proposed Mark will be determined based on Client’s use of the mark at the time of filing.</w:t>
-      </w:r>
-    </w:p>
-    <w:p>
-      <w:pPr>
-        <w:spacing w:after="140" w:line="276"/>
-      </w:pPr>
-      <w:r>
-        <w:rPr>
-          <w:rFonts w:ascii="Calibri" w:cs="Calibri" w:eastAsia="Calibri" w:hAnsi="Calibri"/>
-          <w:sz w:val="21"/>
-          <w:szCs w:val="21"/>
-        </w:rPr>
-        <w:t xml:space="preserve">Registration Timeline for Use in Commerce (Track A) Applications:</w:t>
+        <w:t xml:space="preserve">Trademark applications generally proceed under one of two filing bases. A Use in Commerce (Track A) application applies where Client is already selling goods or providing services under the mark as of the filing date. An Intent to Use (Track B) application applies where Client has a bona fide intention to use the mark but has not yet begun qualifying use as of the filing date.</w:t>
+      </w:r>
+    </w:p>
+    <w:p>
+      <w:pPr>
+        <w:spacing w:after="140" w:line="276"/>
+      </w:pPr>
+      <w:r>
+        <w:rPr>
+          <w:rFonts w:ascii="Calibri" w:cs="Calibri" w:eastAsia="Calibri" w:hAnsi="Calibri"/>
+          <w:sz w:val="21"/>
+          <w:szCs w:val="21"/>
+        </w:rPr>
+        <w:t xml:space="preserve">Track A: Use in Commerce</w:t>
       </w:r>
     </w:p>
     <w:p>
@@ -709,7 +597,7 @@
           <w:sz w:val="21"/>
           <w:szCs w:val="21"/>
         </w:rPr>
-        <w:t xml:space="preserve">Examination: An examining attorney reviews the application to determine whether federal law permits registration. If the examining attorney identifies an issue, the USPTO issues an Office Action, and Attorney responds on Client’s behalf to the extent included in the elected service tier.</w:t>
+        <w:t xml:space="preserve">Examination: A USPTO examining attorney reviews the application to determine whether federal law permits registration. If an issue is identified, the USPTO may issue an Office Action. Office Action response work is separate from the Search and File package unless otherwise agreed in writing.</w:t>
       </w:r>
     </w:p>
     <w:p>
@@ -727,7 +615,7 @@
           <w:sz w:val="21"/>
           <w:szCs w:val="21"/>
         </w:rPr>
-        <w:t xml:space="preserve">Publication: If the examining attorney finds no grounds for refusal, the mark is published in the Official Gazette for a thirty (30) day period during which third parties may oppose registration.</w:t>
+        <w:t xml:space="preserve">Publication: If the examining attorney approves the application, the mark is generally published in the Official Gazette for a thirty (30) day period during which third parties may oppose registration.</w:t>
       </w:r>
     </w:p>
     <w:p>
@@ -745,20 +633,20 @@
           <w:sz w:val="21"/>
           <w:szCs w:val="21"/>
         </w:rPr>
-        <w:t xml:space="preserve">Registration: If no opposition is filed and the application is based on use in commerce, the mark proceeds to registration and Client receives a registration certificate.</w:t>
-      </w:r>
-    </w:p>
-    <w:p>
-      <w:pPr>
-        <w:spacing w:after="140" w:line="276"/>
-      </w:pPr>
-      <w:r>
-        <w:rPr>
-          <w:rFonts w:ascii="Calibri" w:cs="Calibri" w:eastAsia="Calibri" w:hAnsi="Calibri"/>
-          <w:sz w:val="21"/>
-          <w:szCs w:val="21"/>
-        </w:rPr>
-        <w:t xml:space="preserve">Registration Timeline for Intent to Use (Track B) Applications:</w:t>
+        <w:t xml:space="preserve">Registration: If no opposition prevents registration and the application satisfies the applicable requirements, the mark proceeds to registration and the USPTO issues a registration certificate.</w:t>
+      </w:r>
+    </w:p>
+    <w:p>
+      <w:pPr>
+        <w:spacing w:after="140" w:line="276"/>
+      </w:pPr>
+      <w:r>
+        <w:rPr>
+          <w:rFonts w:ascii="Calibri" w:cs="Calibri" w:eastAsia="Calibri" w:hAnsi="Calibri"/>
+          <w:sz w:val="21"/>
+          <w:szCs w:val="21"/>
+        </w:rPr>
+        <w:t xml:space="preserve">Track B: Intent to Use</w:t>
       </w:r>
     </w:p>
     <w:p>
@@ -776,7 +664,7 @@
           <w:sz w:val="21"/>
           <w:szCs w:val="21"/>
         </w:rPr>
-        <w:t xml:space="preserve">Filing: Attorney files the application with the USPTO. The application receives a serial number and appears in the USPTO’s Trademark Status and Document Retrieval (TSDR) system.</w:t>
+        <w:t xml:space="preserve">Filing: Attorney files the application with the USPTO and it receives a serial number.</w:t>
       </w:r>
     </w:p>
     <w:p>
@@ -794,7 +682,7 @@
           <w:sz w:val="21"/>
           <w:szCs w:val="21"/>
         </w:rPr>
-        <w:t xml:space="preserve">Examination: An examining attorney reviews the application to determine whether federal law permits registration. If the examining attorney identifies an issue, the USPTO issues an Office Action, and Attorney responds on Client’s behalf to the extent included in the elected service tier (File and Protect or Full Shield).</w:t>
+        <w:t xml:space="preserve">Examination: A USPTO examining attorney reviews the application. If an Office Action issues, any response is separately scoped and billed unless otherwise agreed.</w:t>
       </w:r>
     </w:p>
     <w:p>
@@ -812,7 +700,7 @@
           <w:sz w:val="21"/>
           <w:szCs w:val="21"/>
         </w:rPr>
-        <w:t xml:space="preserve">Publication: If the examining attorney finds no grounds for refusal, the mark is published in the Official Gazette for a thirty (30) day period during which third parties may oppose registration.</w:t>
+        <w:t xml:space="preserve">Publication: If approved, the mark is generally published for a thirty (30) day opposition period.</w:t>
       </w:r>
     </w:p>
     <w:p>
@@ -830,7 +718,7 @@
           <w:sz w:val="21"/>
           <w:szCs w:val="21"/>
         </w:rPr>
-        <w:t xml:space="preserve">Notice of Allowance: If no opposition is filed and the application is based on intent to use, the USPTO issues a Notice of Allowance. Client must then submit evidence that Client is using the mark in commerce (a Statement of Use), or file an Extension Request if Client is not yet ready to use the mark.</w:t>
+        <w:t xml:space="preserve">Notice of Allowance: If no opposition prevents the application from proceeding, the USPTO issues a Notice of Allowance.</w:t>
       </w:r>
     </w:p>
     <w:p>
@@ -848,59 +736,7 @@
           <w:sz w:val="21"/>
           <w:szCs w:val="21"/>
         </w:rPr>
-        <w:t xml:space="preserve">Statement of Use or Extension Request: If Client has elected the File and Protect or Full Shield tier with the Track B upcharge, Attorney will assist with one (1) Statement of Use or Extension Request submission, including review of Client’s specimens and submission to the USPTO. The Track B upcharge covers this work.</w:t>
-      </w:r>
-    </w:p>
-    <w:p>
-      <w:pPr>
-        <w:spacing w:after="140" w:line="276"/>
-      </w:pPr>
-      <w:r>
-        <w:rPr>
-          <w:rFonts w:ascii="Calibri" w:cs="Calibri" w:eastAsia="Calibri" w:hAnsi="Calibri"/>
-          <w:sz w:val="21"/>
-          <w:szCs w:val="21"/>
-        </w:rPr>
-        <w:t xml:space="preserve">If Client is on a Search and File engagement (which does not include Track B services), Client is responsible for independently submitting the Statement of Use or Extension Request to the USPTO or engaging separate counsel.</w:t>
-      </w:r>
-    </w:p>
-    <w:p>
-      <w:pPr>
-        <w:spacing w:after="140" w:line="276"/>
-      </w:pPr>
-      <w:r>
-        <w:rPr>
-          <w:rFonts w:ascii="Calibri" w:cs="Calibri" w:eastAsia="Calibri" w:hAnsi="Calibri"/>
-          <w:sz w:val="21"/>
-          <w:szCs w:val="21"/>
-        </w:rPr>
-        <w:t xml:space="preserve">USPTO Government Fees for Evidence Submission: The Statement of Use or Extension Request requires a separate USPTO government filing fee. This government fee is separate from Attorney’s Track B upcharge and is due at the time of submission to the USPTO. If Client needs more than one Extension Request before becoming ready to use the mark in commerce, additional Extension Requests beyond the first will be billed at Attorney’s hourly rate in quarter-hour increments, in addition to the applicable USPTO government filing fee for each submission.</w:t>
-      </w:r>
-    </w:p>
-    <w:p>
-      <w:pPr>
-        <w:spacing w:after="140" w:line="276"/>
-      </w:pPr>
-      <w:r>
-        <w:rPr>
-          <w:rFonts w:ascii="Calibri" w:cs="Calibri" w:eastAsia="Calibri" w:hAnsi="Calibri"/>
-          <w:sz w:val="21"/>
-          <w:szCs w:val="21"/>
-        </w:rPr>
-        <w:t xml:space="preserve">Registration: Once the Statement of Use is approved or the Extension Request period expires with evidence of use submitted, the mark proceeds to registration and Client receives a registration certificate.</w:t>
-      </w:r>
-    </w:p>
-    <w:p>
-      <w:pPr>
-        <w:spacing w:after="140" w:line="276"/>
-      </w:pPr>
-      <w:r>
-        <w:rPr>
-          <w:rFonts w:ascii="Calibri" w:cs="Calibri" w:eastAsia="Calibri" w:hAnsi="Calibri"/>
-          <w:sz w:val="21"/>
-          <w:szCs w:val="21"/>
-        </w:rPr>
-        <w:t xml:space="preserve">Note: The following figures are drawn from the USPTO’s published trademark dashboard and processing wait times, current as of May 31, 2026, and supersede any timeframe discussed during Client’s intake.</w:t>
+        <w:t xml:space="preserve">Statement of Use or Extension Request: Client must then timely submit qualifying evidence of use through a Statement of Use or request additional time through an Extension Request, as permitted by USPTO rules. These submissions and their government fees are separate from the Search and File fee.</w:t>
       </w:r>
     </w:p>
     <w:p>
@@ -918,225 +754,317 @@
           <w:sz w:val="21"/>
           <w:szCs w:val="21"/>
         </w:rPr>
-        <w:t xml:space="preserve">Time from filing to first Office Action in the TSDR record: approximately 4.3 months on average; USPTO target 5.0 months.</w:t>
-      </w:r>
-    </w:p>
-    <w:p>
-      <w:pPr>
-        <w:pStyle w:val="ListParagraph"/>
-        <w:numPr>
-          <w:ilvl w:val="0"/>
-          <w:numId w:val="1"/>
-        </w:numPr>
-        <w:spacing w:after="140" w:line="276"/>
-      </w:pPr>
-      <w:r>
-        <w:rPr>
-          <w:rFonts w:ascii="Calibri" w:cs="Calibri" w:eastAsia="Calibri" w:hAnsi="Calibri"/>
-          <w:sz w:val="21"/>
-          <w:szCs w:val="21"/>
-        </w:rPr>
-        <w:t xml:space="preserve">Time from filing to registration or application abandonment: approximately 9.9 months on average; USPTO target 11.0 months.</w:t>
-      </w:r>
-    </w:p>
-    <w:p>
-      <w:pPr>
-        <w:spacing w:after="140" w:line="276"/>
-      </w:pPr>
-      <w:r>
-        <w:rPr>
-          <w:rFonts w:ascii="Calibri" w:cs="Calibri" w:eastAsia="Calibri" w:hAnsi="Calibri"/>
-          <w:sz w:val="21"/>
-          <w:szCs w:val="21"/>
-        </w:rPr>
-        <w:t xml:space="preserve">The figures above reflect a straightforward application that does not receive an Office Action, opposition, or request for additional evidence. Any of those events will extend the timeline beyond the figures above. For Intent to Use applications, the additional time needed to prepare and submit a Statement of Use or Extension Request will further extend the overall timeline to registration. Attorney makes no guarantee of registration or of any timeframe.</w:t>
-      </w:r>
-    </w:p>
-    <w:p>
-      <w:pPr>
-        <w:spacing w:after="100" w:before="200"/>
-      </w:pPr>
-      <w:r>
-        <w:rPr>
-          <w:rFonts w:ascii="Calibri" w:cs="Calibri" w:eastAsia="Calibri" w:hAnsi="Calibri"/>
-          <w:b/>
-          <w:bCs/>
-          <w:color w:val="1F3050"/>
-          <w:sz w:val="22"/>
-          <w:szCs w:val="22"/>
-        </w:rPr>
-        <w:t xml:space="preserve">Section 9. Confidentiality</w:t>
-      </w:r>
-    </w:p>
-    <w:p>
-      <w:pPr>
-        <w:spacing w:after="140" w:line="276"/>
-      </w:pPr>
-      <w:r>
-        <w:rPr>
-          <w:rFonts w:ascii="Calibri" w:cs="Calibri" w:eastAsia="Calibri" w:hAnsi="Calibri"/>
-          <w:sz w:val="21"/>
-          <w:szCs w:val="21"/>
-        </w:rPr>
-        <w:t xml:space="preserve">Attorney will maintain the confidentiality of Client information consistent with the applicable rules of professional conduct.</w:t>
-      </w:r>
-    </w:p>
-    <w:p>
-      <w:pPr>
-        <w:spacing w:after="100" w:before="200"/>
-      </w:pPr>
-      <w:r>
-        <w:rPr>
-          <w:rFonts w:ascii="Calibri" w:cs="Calibri" w:eastAsia="Calibri" w:hAnsi="Calibri"/>
-          <w:b/>
-          <w:bCs/>
-          <w:color w:val="1F3050"/>
-          <w:sz w:val="22"/>
-          <w:szCs w:val="22"/>
-        </w:rPr>
-        <w:t xml:space="preserve">Section 10. Conflicts of Interest</w:t>
-      </w:r>
-    </w:p>
-    <w:p>
-      <w:pPr>
-        <w:spacing w:after="140" w:line="276"/>
-      </w:pPr>
-      <w:r>
-        <w:rPr>
-          <w:rFonts w:ascii="Calibri" w:cs="Calibri" w:eastAsia="Calibri" w:hAnsi="Calibri"/>
-          <w:sz w:val="21"/>
-          <w:szCs w:val="21"/>
-        </w:rPr>
-        <w:t xml:space="preserve">Attorney is not aware of any conflict of interest with this engagement. Client agrees to notify Attorney promptly if Client becomes aware of any potential conflict.</w:t>
-      </w:r>
-    </w:p>
-    <w:p>
-      <w:pPr>
-        <w:spacing w:after="100" w:before="200"/>
-      </w:pPr>
-      <w:r>
-        <w:rPr>
-          <w:rFonts w:ascii="Calibri" w:cs="Calibri" w:eastAsia="Calibri" w:hAnsi="Calibri"/>
-          <w:b/>
-          <w:bCs/>
-          <w:color w:val="1F3050"/>
-          <w:sz w:val="22"/>
-          <w:szCs w:val="22"/>
-        </w:rPr>
-        <w:t xml:space="preserve">Section 11. No Guarantee of Outcome or Estimates</w:t>
-      </w:r>
-    </w:p>
-    <w:p>
-      <w:pPr>
-        <w:spacing w:after="140" w:line="276"/>
-      </w:pPr>
-      <w:r>
-        <w:rPr>
-          <w:rFonts w:ascii="Calibri" w:cs="Calibri" w:eastAsia="Calibri" w:hAnsi="Calibri"/>
-          <w:sz w:val="21"/>
-          <w:szCs w:val="21"/>
-        </w:rPr>
-        <w:t xml:space="preserve">Nothing in this Agreement or Attorney’s statements to Client shall be construed as a promise or guarantee regarding trademark registration or about the outcome of the matter. Any estimate of fees or costs given by Attorney or non-attorney staff shall not be considered a guarantee. Client understands this is an application process which could result in denial of Client’s trademark.</w:t>
-      </w:r>
-    </w:p>
-    <w:p>
-      <w:pPr>
-        <w:spacing w:after="140" w:line="276"/>
-      </w:pPr>
-      <w:r>
-        <w:rPr>
-          <w:rFonts w:ascii="Calibri" w:cs="Calibri" w:eastAsia="Calibri" w:hAnsi="Calibri"/>
-          <w:sz w:val="21"/>
-          <w:szCs w:val="21"/>
-        </w:rPr>
-        <w:t xml:space="preserve">Client further understands that if Client does not timely pay Client’s invoice for either the statement of use or extension request by the invoice deadline, Client’s trademark will abandon at no fault to Attorney and Client will have to pay additional fees to reinstate Client’s application.</w:t>
-      </w:r>
-    </w:p>
-    <w:p>
-      <w:pPr>
-        <w:spacing w:after="100" w:before="200"/>
-      </w:pPr>
-      <w:r>
-        <w:rPr>
-          <w:rFonts w:ascii="Calibri" w:cs="Calibri" w:eastAsia="Calibri" w:hAnsi="Calibri"/>
-          <w:b/>
-          <w:bCs/>
-          <w:color w:val="1F3050"/>
-          <w:sz w:val="22"/>
-          <w:szCs w:val="22"/>
-        </w:rPr>
-        <w:t xml:space="preserve">Section 12. Malpractice Insurance Disclosure</w:t>
-      </w:r>
-    </w:p>
-    <w:p>
-      <w:pPr>
-        <w:spacing w:after="140" w:line="276"/>
-      </w:pPr>
-      <w:r>
-        <w:rPr>
-          <w:rFonts w:ascii="Calibri" w:cs="Calibri" w:eastAsia="Calibri" w:hAnsi="Calibri"/>
-          <w:sz w:val="21"/>
-          <w:szCs w:val="21"/>
-        </w:rPr>
-        <w:t xml:space="preserve">Attorney maintains professional liability insurance.</w:t>
-      </w:r>
-    </w:p>
-    <w:p>
-      <w:pPr>
-        <w:spacing w:after="100" w:before="200"/>
-      </w:pPr>
-      <w:r>
-        <w:rPr>
-          <w:rFonts w:ascii="Calibri" w:cs="Calibri" w:eastAsia="Calibri" w:hAnsi="Calibri"/>
-          <w:b/>
-          <w:bCs/>
-          <w:color w:val="1F3050"/>
-          <w:sz w:val="22"/>
-          <w:szCs w:val="22"/>
-        </w:rPr>
-        <w:t xml:space="preserve">Section 13. Termination of Representation</w:t>
-      </w:r>
-    </w:p>
-    <w:p>
-      <w:pPr>
-        <w:spacing w:after="140" w:line="276"/>
-      </w:pPr>
-      <w:r>
-        <w:rPr>
-          <w:rFonts w:ascii="Calibri" w:cs="Calibri" w:eastAsia="Calibri" w:hAnsi="Calibri"/>
-          <w:sz w:val="21"/>
-          <w:szCs w:val="21"/>
-        </w:rPr>
-        <w:t xml:space="preserve">Either Attorney or Client may terminate this engagement upon written notice. Client remains responsible for fees earned and costs incurred through the date of termination.</w:t>
-      </w:r>
-    </w:p>
-    <w:p>
-      <w:pPr>
-        <w:spacing w:after="100" w:before="200"/>
-      </w:pPr>
-      <w:r>
-        <w:rPr>
-          <w:rFonts w:ascii="Calibri" w:cs="Calibri" w:eastAsia="Calibri" w:hAnsi="Calibri"/>
-          <w:b/>
-          <w:bCs/>
-          <w:color w:val="1F3050"/>
-          <w:sz w:val="22"/>
-          <w:szCs w:val="22"/>
-        </w:rPr>
-        <w:t xml:space="preserve">Section 14. Trust Account (IOLTA) Administration</w:t>
-      </w:r>
-    </w:p>
-    <w:p>
-      <w:pPr>
-        <w:spacing w:after="140" w:line="276"/>
-      </w:pPr>
-      <w:r>
-        <w:rPr>
-          <w:rFonts w:ascii="Calibri" w:cs="Calibri" w:eastAsia="Calibri" w:hAnsi="Calibri"/>
-          <w:sz w:val="21"/>
-          <w:szCs w:val="21"/>
-        </w:rPr>
-        <w:t xml:space="preserve">Installment payments received in advance of work performed will be deposited into Attorney’s IOLTA trust account and transferred to Attorney’s operating account as fees are earned upon completion of the corresponding milestone.</w:t>
+        <w:t xml:space="preserve">Registration: Once the applicable use requirements are satisfied and accepted, the mark may proceed to registration.</w:t>
+      </w:r>
+    </w:p>
+    <w:p>
+      <w:pPr>
+        <w:spacing w:after="140" w:line="276"/>
+      </w:pPr>
+      <w:r>
+        <w:rPr>
+          <w:rFonts w:ascii="Calibri" w:cs="Calibri" w:eastAsia="Calibri" w:hAnsi="Calibri"/>
+          <w:sz w:val="21"/>
+          <w:szCs w:val="21"/>
+        </w:rPr>
+        <w:t xml:space="preserve">Processing Time: USPTO processing times change. Attorney may provide Client with then-current published USPTO estimates during the representation. Any estimate is informational only. Office Actions, oppositions, requests for additional evidence, intent-to-use requirements, Client delay, or USPTO delay can extend the overall timeline.</w:t>
+      </w:r>
+    </w:p>
+    <w:p>
+      <w:pPr>
+        <w:spacing w:after="140" w:line="276"/>
+      </w:pPr>
+      <w:r>
+        <w:rPr>
+          <w:rFonts w:ascii="Calibri" w:cs="Calibri" w:eastAsia="Calibri" w:hAnsi="Calibri"/>
+          <w:sz w:val="21"/>
+          <w:szCs w:val="21"/>
+        </w:rPr>
+        <w:t xml:space="preserve">Attorney makes no guarantee of registration or of any particular processing timeframe.</w:t>
+      </w:r>
+    </w:p>
+    <w:p>
+      <w:pPr>
+        <w:spacing w:after="100" w:before="200"/>
+      </w:pPr>
+      <w:r>
+        <w:rPr>
+          <w:rFonts w:ascii="Calibri" w:cs="Calibri" w:eastAsia="Calibri" w:hAnsi="Calibri"/>
+          <w:b/>
+          <w:bCs/>
+          <w:color w:val="1F3050"/>
+          <w:sz w:val="22"/>
+          <w:szCs w:val="22"/>
+        </w:rPr>
+        <w:t xml:space="preserve">Section 7. Client Responsibilities</w:t>
+      </w:r>
+    </w:p>
+    <w:p>
+      <w:pPr>
+        <w:spacing w:after="140" w:line="276"/>
+      </w:pPr>
+      <w:r>
+        <w:rPr>
+          <w:rFonts w:ascii="Calibri" w:cs="Calibri" w:eastAsia="Calibri" w:hAnsi="Calibri"/>
+          <w:sz w:val="21"/>
+          <w:szCs w:val="21"/>
+        </w:rPr>
+        <w:t xml:space="preserve">General: Client agrees to be truthful with Attorney, to cooperate, to provide all factual and documentary evidence necessary for Attorney to perform the professional services, to abide by this Agreement and to keep Attorney advised of Client’s address, telephone number, and email address. In the event the Firm is unable to locate Client, the Firm may terminate all further representation of Client by sending an email to Client’s last known email address and filing all necessary documents to seek permission to withdraw from any formal representation.</w:t>
+      </w:r>
+    </w:p>
+    <w:p>
+      <w:pPr>
+        <w:spacing w:after="140" w:line="276"/>
+      </w:pPr>
+      <w:r>
+        <w:rPr>
+          <w:rFonts w:ascii="Calibri" w:cs="Calibri" w:eastAsia="Calibri" w:hAnsi="Calibri"/>
+          <w:sz w:val="21"/>
+          <w:szCs w:val="21"/>
+        </w:rPr>
+        <w:t xml:space="preserve">Use of TM, SM, and R: Client may use the "TM" symbol for unregistered marks, slogans, or logos to claim ownership under common law (or the "SM" mark for services), even while an application is pending. In signing this Agreement, Client acknowledges that this denotation does not fully inoculate Client in the event someone else registers the mark, slogan, or logo first. Client also acknowledges that the registered symbol is legally restricted and may only be used after the United States Patent and Trademark Office (USPTO) officially registers Client’s trademark and issues a registration certificate. Improper use of the registered symbol may result in legal penalties and/or lawsuits, for which Client is wholly responsible. Representation of the Client regarding such matters is expressly excluded from Legal Services under this Agreement.</w:t>
+      </w:r>
+    </w:p>
+    <w:p>
+      <w:pPr>
+        <w:spacing w:after="100" w:before="200"/>
+      </w:pPr>
+      <w:r>
+        <w:rPr>
+          <w:rFonts w:ascii="Calibri" w:cs="Calibri" w:eastAsia="Calibri" w:hAnsi="Calibri"/>
+          <w:b/>
+          <w:bCs/>
+          <w:color w:val="1F3050"/>
+          <w:sz w:val="22"/>
+          <w:szCs w:val="22"/>
+        </w:rPr>
+        <w:t xml:space="preserve">Section 8. Business Hours and Communication Policies</w:t>
+      </w:r>
+    </w:p>
+    <w:p>
+      <w:pPr>
+        <w:spacing w:after="140" w:line="276"/>
+      </w:pPr>
+      <w:r>
+        <w:rPr>
+          <w:rFonts w:ascii="Calibri" w:cs="Calibri" w:eastAsia="Calibri" w:hAnsi="Calibri"/>
+          <w:sz w:val="21"/>
+          <w:szCs w:val="21"/>
+        </w:rPr>
+        <w:t xml:space="preserve">Attorney’s business hours are Monday through Friday, 9:30 a.m. to 4:30 p.m. Central Time. Client will communicate with Attorney through email, telephone, or the Firm’s case-management portal. Social media is not an approved avenue for communications concerning Client’s legal matter.</w:t>
+      </w:r>
+    </w:p>
+    <w:p>
+      <w:pPr>
+        <w:spacing w:after="140" w:line="276"/>
+      </w:pPr>
+      <w:r>
+        <w:rPr>
+          <w:rFonts w:ascii="Calibri" w:cs="Calibri" w:eastAsia="Calibri" w:hAnsi="Calibri"/>
+          <w:sz w:val="21"/>
+          <w:szCs w:val="21"/>
+        </w:rPr>
+        <w:t xml:space="preserve">When Attorney sends a material communication requiring Client action, Client will respond within ten (10) business days unless a different deadline is stated. Attorney may send a follow-up reminder and may suspend or terminate representation for material failure to communicate, subject to applicable professional obligations.</w:t>
+      </w:r>
+    </w:p>
+    <w:p>
+      <w:pPr>
+        <w:spacing w:after="140" w:line="276"/>
+      </w:pPr>
+      <w:r>
+        <w:rPr>
+          <w:rFonts w:ascii="Calibri" w:cs="Calibri" w:eastAsia="Calibri" w:hAnsi="Calibri"/>
+          <w:sz w:val="21"/>
+          <w:szCs w:val="21"/>
+        </w:rPr>
+        <w:t xml:space="preserve">Client has ten (10) business days from delivery of a draft or deliverable to identify requested corrections or objections in writing. Silence does not authorize a filing where Client approval or verification is legally required.</w:t>
+      </w:r>
+    </w:p>
+    <w:p>
+      <w:pPr>
+        <w:spacing w:after="100" w:before="200"/>
+      </w:pPr>
+      <w:r>
+        <w:rPr>
+          <w:rFonts w:ascii="Calibri" w:cs="Calibri" w:eastAsia="Calibri" w:hAnsi="Calibri"/>
+          <w:b/>
+          <w:bCs/>
+          <w:color w:val="1F3050"/>
+          <w:sz w:val="22"/>
+          <w:szCs w:val="22"/>
+        </w:rPr>
+        <w:t xml:space="preserve">Section 9. Client-Provided Research and Artificial Intelligence (AI) Materials</w:t>
+      </w:r>
+    </w:p>
+    <w:p>
+      <w:pPr>
+        <w:spacing w:after="140" w:line="276"/>
+      </w:pPr>
+      <w:r>
+        <w:rPr>
+          <w:rFonts w:ascii="Calibri" w:cs="Calibri" w:eastAsia="Calibri" w:hAnsi="Calibri"/>
+          <w:sz w:val="21"/>
+          <w:szCs w:val="21"/>
+        </w:rPr>
+        <w:t xml:space="preserve">Review of client-supplied research, internet materials, social media content, or artificial intelligence-generated information is outside the defined scope of legal services described in this Agreement unless Attorney determines such review is reasonably necessary to advance Client’s legal objectives. Any review, analysis, verification, or response to such materials will be undertaken solely at Attorney’s discretion and will constitute billable legal work. Such time will be billed at Attorney’s standard hourly rate or, in flat-fee matters, as an additional fee separate from and not included in the flat fee. Attorney is not obligated to advance arguments, cite authorities, or incorporate materials that Attorney determines to be inaccurate, unsupported, strategically unsound, or inconsistent with applicable law or ethical obligations.</w:t>
+      </w:r>
+    </w:p>
+    <w:p>
+      <w:pPr>
+        <w:spacing w:after="140" w:line="276"/>
+      </w:pPr>
+      <w:r>
+        <w:rPr>
+          <w:rFonts w:ascii="Calibri" w:cs="Calibri" w:eastAsia="Calibri" w:hAnsi="Calibri"/>
+          <w:sz w:val="21"/>
+          <w:szCs w:val="21"/>
+        </w:rPr>
+        <w:t xml:space="preserve">WARNING: use of AI and search engine prompts and queries related to your matter may constitute waiver of attorney-client privilege and confidentiality of such information and documents, which may be discoverable and used against you. AI and search engines are not attorneys and may not owe you any duty of confidentiality or privilege protections.</w:t>
+      </w:r>
+    </w:p>
+    <w:p>
+      <w:pPr>
+        <w:spacing w:after="100" w:before="200"/>
+      </w:pPr>
+      <w:r>
+        <w:rPr>
+          <w:rFonts w:ascii="Calibri" w:cs="Calibri" w:eastAsia="Calibri" w:hAnsi="Calibri"/>
+          <w:b/>
+          <w:bCs/>
+          <w:color w:val="1F3050"/>
+          <w:sz w:val="22"/>
+          <w:szCs w:val="22"/>
+        </w:rPr>
+        <w:t xml:space="preserve">Section 10. Authority Power of Attorney</w:t>
+      </w:r>
+    </w:p>
+    <w:p>
+      <w:pPr>
+        <w:spacing w:after="140" w:line="276"/>
+      </w:pPr>
+      <w:r>
+        <w:rPr>
+          <w:rFonts w:ascii="Calibri" w:cs="Calibri" w:eastAsia="Calibri" w:hAnsi="Calibri"/>
+          <w:sz w:val="21"/>
+          <w:szCs w:val="21"/>
+        </w:rPr>
+        <w:t xml:space="preserve">Client authorizes Jennifer N. Brantley, Esq. and J Brantley Law, PLLC to act as counsel within the scope of this engagement and to submit documents authorized by Client or otherwise permitted by applicable USPTO rules and professional obligations. Attorney will not make material factual certifications on Client’s behalf without appropriate Client authorization.</w:t>
+      </w:r>
+    </w:p>
+    <w:p>
+      <w:pPr>
+        <w:spacing w:after="100" w:before="200"/>
+      </w:pPr>
+      <w:r>
+        <w:rPr>
+          <w:rFonts w:ascii="Calibri" w:cs="Calibri" w:eastAsia="Calibri" w:hAnsi="Calibri"/>
+          <w:b/>
+          <w:bCs/>
+          <w:color w:val="1F3050"/>
+          <w:sz w:val="22"/>
+          <w:szCs w:val="22"/>
+        </w:rPr>
+        <w:t xml:space="preserve">Section 11. USPTO Fees and Government Costs</w:t>
+      </w:r>
+    </w:p>
+    <w:p>
+      <w:pPr>
+        <w:spacing w:after="140" w:line="276"/>
+      </w:pPr>
+      <w:r>
+        <w:rPr>
+          <w:rFonts w:ascii="Calibri" w:cs="Calibri" w:eastAsia="Calibri" w:hAnsi="Calibri"/>
+          <w:sz w:val="21"/>
+          <w:szCs w:val="21"/>
+        </w:rPr>
+        <w:t xml:space="preserve">USPTO filing and other government fees are separate costs and are not included in Attorney’s fees unless expressly stated. Government fees may change during the representation. Client is responsible for the fee in effect when the applicable filing is made.</w:t>
+      </w:r>
+    </w:p>
+    <w:p>
+      <w:pPr>
+        <w:spacing w:after="100" w:before="200"/>
+      </w:pPr>
+      <w:r>
+        <w:rPr>
+          <w:rFonts w:ascii="Calibri" w:cs="Calibri" w:eastAsia="Calibri" w:hAnsi="Calibri"/>
+          <w:b/>
+          <w:bCs/>
+          <w:color w:val="1F3050"/>
+          <w:sz w:val="22"/>
+          <w:szCs w:val="22"/>
+        </w:rPr>
+        <w:t xml:space="preserve">Section 12. Conflicts, Confidentiality, and Insurance</w:t>
+      </w:r>
+    </w:p>
+    <w:p>
+      <w:pPr>
+        <w:spacing w:after="140" w:line="276"/>
+      </w:pPr>
+      <w:r>
+        <w:rPr>
+          <w:rFonts w:ascii="Calibri" w:cs="Calibri" w:eastAsia="Calibri" w:hAnsi="Calibri"/>
+          <w:sz w:val="21"/>
+          <w:szCs w:val="21"/>
+        </w:rPr>
+        <w:t xml:space="preserve">Attorney will maintain Client confidences and address conflicts of interest in accordance with applicable professional-conduct rules. Attorney maintains professional liability insurance.</w:t>
+      </w:r>
+    </w:p>
+    <w:p>
+      <w:pPr>
+        <w:spacing w:after="100" w:before="200"/>
+      </w:pPr>
+      <w:r>
+        <w:rPr>
+          <w:rFonts w:ascii="Calibri" w:cs="Calibri" w:eastAsia="Calibri" w:hAnsi="Calibri"/>
+          <w:b/>
+          <w:bCs/>
+          <w:color w:val="1F3050"/>
+          <w:sz w:val="22"/>
+          <w:szCs w:val="22"/>
+        </w:rPr>
+        <w:t xml:space="preserve">Section 13. No Guarantee of Outcome or Estimates</w:t>
+      </w:r>
+    </w:p>
+    <w:p>
+      <w:pPr>
+        <w:spacing w:after="140" w:line="276"/>
+      </w:pPr>
+      <w:r>
+        <w:rPr>
+          <w:rFonts w:ascii="Calibri" w:cs="Calibri" w:eastAsia="Calibri" w:hAnsi="Calibri"/>
+          <w:sz w:val="21"/>
+          <w:szCs w:val="21"/>
+        </w:rPr>
+        <w:t xml:space="preserve">Nothing in this Agreement or Attorney’s statements to Clients shall be construed as a promise or guarantee regarding trademark registration or about the outcome of the matter. Any estimate of fees or costs given by Attorney or non-attorney staff shall not be considered a guarantee. Client understands this is an application process which could result in denial of the Client’s trademark. Client further understands that if Client does not timely pay Client’s invoice for either the statement of use or extension request by invoice deadline Client’s trademark will abandon at no fault to Attorney and Client will have to pay additional fees to reinstate Client’s application.</w:t>
+      </w:r>
+    </w:p>
+    <w:p>
+      <w:pPr>
+        <w:spacing w:after="100" w:before="200"/>
+      </w:pPr>
+      <w:r>
+        <w:rPr>
+          <w:rFonts w:ascii="Calibri" w:cs="Calibri" w:eastAsia="Calibri" w:hAnsi="Calibri"/>
+          <w:b/>
+          <w:bCs/>
+          <w:color w:val="1F3050"/>
+          <w:sz w:val="22"/>
+          <w:szCs w:val="22"/>
+        </w:rPr>
+        <w:t xml:space="preserve">Section 14. Termination of Representation</w:t>
+      </w:r>
+    </w:p>
+    <w:p>
+      <w:pPr>
+        <w:spacing w:after="140" w:line="276"/>
+      </w:pPr>
+      <w:r>
+        <w:rPr>
+          <w:rFonts w:ascii="Calibri" w:cs="Calibri" w:eastAsia="Calibri" w:hAnsi="Calibri"/>
+          <w:sz w:val="21"/>
+          <w:szCs w:val="21"/>
+        </w:rPr>
+        <w:t xml:space="preserve">Either Attorney or Client may terminate this engagement upon written notice, subject to Attorney’s professional obligations and any USPTO requirements applicable to withdrawal. Client remains responsible for fees earned and costs incurred through termination. Unearned advance funds will be returned as required by applicable law and professional-conduct rules.</w:t>
       </w:r>
     </w:p>
     <w:p>
@@ -1165,123 +1093,115 @@
           <w:sz w:val="21"/>
           <w:szCs w:val="21"/>
         </w:rPr>
-        <w:t xml:space="preserve">Client consents to receive this Agreement, invoices, deliverables, and other communications electronically via their client portal or the email address on file. Client is responsible for notifying Attorney promptly of any change to Client’s contact information.</w:t>
-      </w:r>
-    </w:p>
-    <w:p>
-      <w:pPr>
-        <w:spacing w:after="100" w:before="200"/>
-      </w:pPr>
-      <w:r>
-        <w:rPr>
-          <w:rFonts w:ascii="Calibri" w:cs="Calibri" w:eastAsia="Calibri" w:hAnsi="Calibri"/>
-          <w:b/>
-          <w:bCs/>
-          <w:color w:val="1F3050"/>
-          <w:sz w:val="22"/>
-          <w:szCs w:val="22"/>
-        </w:rPr>
-        <w:t xml:space="preserve">Section 16. Governing Law and Jurisdiction</w:t>
-      </w:r>
-    </w:p>
-    <w:p>
-      <w:pPr>
-        <w:spacing w:after="140" w:line="276"/>
-      </w:pPr>
-      <w:r>
-        <w:rPr>
-          <w:rFonts w:ascii="Calibri" w:cs="Calibri" w:eastAsia="Calibri" w:hAnsi="Calibri"/>
-          <w:sz w:val="21"/>
-          <w:szCs w:val="21"/>
-        </w:rPr>
-        <w:t xml:space="preserve">This Agreement is governed by the laws of the State of Texas.</w:t>
-      </w:r>
-    </w:p>
-    <w:p>
-      <w:pPr>
-        <w:spacing w:after="100" w:before="200"/>
-      </w:pPr>
-      <w:r>
-        <w:rPr>
-          <w:rFonts w:ascii="Calibri" w:cs="Calibri" w:eastAsia="Calibri" w:hAnsi="Calibri"/>
-          <w:b/>
-          <w:bCs/>
-          <w:color w:val="1F3050"/>
-          <w:sz w:val="22"/>
-          <w:szCs w:val="22"/>
-        </w:rPr>
-        <w:t xml:space="preserve">Section 17. Arbitration</w:t>
-      </w:r>
-    </w:p>
-    <w:p>
-      <w:pPr>
-        <w:spacing w:after="140" w:line="276"/>
-      </w:pPr>
-      <w:r>
-        <w:rPr>
-          <w:rFonts w:ascii="Calibri" w:cs="Calibri" w:eastAsia="Calibri" w:hAnsi="Calibri"/>
-          <w:sz w:val="21"/>
-          <w:szCs w:val="21"/>
-        </w:rPr>
-        <w:t xml:space="preserve">If a dispute arises out of or related to a claimed breach of this Agreement, or any other disagreement of any nature, regardless of the facts or legal theories involved, the dispute will be resolved by binding arbitration before a single arbitrator through the State Bar of Texas. Each side will bear its own costs and attorneys’ fees. The parties waive their right to a jury trial. Prior to arbitration, the parties will make a good faith effort to resolve the dispute without outside intervention. Client agrees that, to constitute a good faith effort, Client must give the Firm written notice of any dispute about costs, fees, or expenses within seven (7) days of the date Client receives the Firm’s invoice.</w:t>
-      </w:r>
-    </w:p>
-    <w:p>
-      <w:pPr>
-        <w:spacing w:after="100" w:before="200"/>
-      </w:pPr>
-      <w:r>
-        <w:rPr>
-          <w:rFonts w:ascii="Calibri" w:cs="Calibri" w:eastAsia="Calibri" w:hAnsi="Calibri"/>
-          <w:b/>
-          <w:bCs/>
-          <w:color w:val="1F3050"/>
-          <w:sz w:val="22"/>
-          <w:szCs w:val="22"/>
-        </w:rPr>
-        <w:t xml:space="preserve">Section 18. Publicity</w:t>
-      </w:r>
-    </w:p>
-    <w:p>
-      <w:pPr>
-        <w:spacing w:after="140" w:line="276"/>
-      </w:pPr>
-      <w:r>
-        <w:rPr>
-          <w:rFonts w:ascii="Calibri" w:cs="Calibri" w:eastAsia="Calibri" w:hAnsi="Calibri"/>
-          <w:sz w:val="21"/>
-          <w:szCs w:val="21"/>
-        </w:rPr>
-        <w:t xml:space="preserve">By signing this agreement, Client authorizes J Brantley Law, PLLC to identify Client as a client and share the firm’s work together, including registration certificates, outcomes, and case descriptions, for marketing and business development purposes across all platforms. The Firm may use Client’s name, unless Client requests anonymity in writing, at any time. Opting out will not affect the Firm’s service or Client’s fees.</w:t>
-      </w:r>
-    </w:p>
-    <w:p>
-      <w:pPr>
-        <w:spacing w:after="100" w:before="200"/>
-      </w:pPr>
-      <w:r>
-        <w:rPr>
-          <w:rFonts w:ascii="Calibri" w:cs="Calibri" w:eastAsia="Calibri" w:hAnsi="Calibri"/>
-          <w:b/>
-          <w:bCs/>
-          <w:color w:val="1F3050"/>
-          <w:sz w:val="22"/>
-          <w:szCs w:val="22"/>
-        </w:rPr>
-        <w:t xml:space="preserve">Section 19. Entire Agreement</w:t>
-      </w:r>
-    </w:p>
-    <w:p>
-      <w:pPr>
-        <w:spacing w:after="140" w:line="276"/>
-      </w:pPr>
-      <w:r>
-        <w:rPr>
-          <w:rFonts w:ascii="Calibri" w:cs="Calibri" w:eastAsia="Calibri" w:hAnsi="Calibri"/>
-          <w:sz w:val="21"/>
-          <w:szCs w:val="21"/>
-        </w:rPr>
-        <w:t xml:space="preserve">This Agreement constitutes the entire agreement between Attorney and Client regarding the services described above and supersedes any prior discussions or understandings, written or oral.</w:t>
+        <w:t xml:space="preserve">Client consents to receive this Agreement, invoices, drafts, USPTO correspondence, deliverables, and other communications electronically through the email address or client portal on file. Client must promptly notify Attorney of any change to Client’s contact information.</w:t>
+      </w:r>
+    </w:p>
+    <w:p>
+      <w:pPr>
+        <w:spacing w:after="100" w:before="200"/>
+      </w:pPr>
+      <w:r>
+        <w:rPr>
+          <w:rFonts w:ascii="Calibri" w:cs="Calibri" w:eastAsia="Calibri" w:hAnsi="Calibri"/>
+          <w:b/>
+          <w:bCs/>
+          <w:color w:val="1F3050"/>
+          <w:sz w:val="22"/>
+          <w:szCs w:val="22"/>
+        </w:rPr>
+        <w:t xml:space="preserve">Section 16. Governing Law and Dispute Resolution</w:t>
+      </w:r>
+    </w:p>
+    <w:p>
+      <w:pPr>
+        <w:spacing w:after="140" w:line="276"/>
+      </w:pPr>
+      <w:r>
+        <w:rPr>
+          <w:rFonts w:ascii="Calibri" w:cs="Calibri" w:eastAsia="Calibri" w:hAnsi="Calibri"/>
+          <w:sz w:val="21"/>
+          <w:szCs w:val="21"/>
+        </w:rPr>
+        <w:t xml:space="preserve">This Agreement is governed by the laws of the State of Texas, except to the extent another jurisdiction’s mandatory law or professional-conduct rules apply.</w:t>
+      </w:r>
+    </w:p>
+    <w:p>
+      <w:pPr>
+        <w:spacing w:after="100" w:before="200"/>
+      </w:pPr>
+      <w:r>
+        <w:rPr>
+          <w:rFonts w:ascii="Calibri" w:cs="Calibri" w:eastAsia="Calibri" w:hAnsi="Calibri"/>
+          <w:b/>
+          <w:bCs/>
+          <w:color w:val="1F3050"/>
+          <w:sz w:val="22"/>
+          <w:szCs w:val="22"/>
+        </w:rPr>
+        <w:t xml:space="preserve">Section 17. Publicity</w:t>
+      </w:r>
+    </w:p>
+    <w:p>
+      <w:pPr>
+        <w:spacing w:after="140" w:line="276"/>
+      </w:pPr>
+      <w:r>
+        <w:rPr>
+          <w:rFonts w:ascii="Calibri" w:cs="Calibri" w:eastAsia="Calibri" w:hAnsi="Calibri"/>
+          <w:sz w:val="21"/>
+          <w:szCs w:val="21"/>
+        </w:rPr>
+        <w:t xml:space="preserve">Publicity and Marketing Consent (Optional): Client’s consent to publicity is entirely optional and is not a condition of representation. Unless Client affirmatively opts in below, the Firm will not identify Client or use Client’s name, registration certificate, testimonial, outcome, or case description for marketing or business-development purposes, except as otherwise permitted by applicable law and professional-conduct rules.</w:t>
+      </w:r>
+    </w:p>
+    <w:p>
+      <w:pPr>
+        <w:spacing w:after="60" w:before="100"/>
+      </w:pPr>
+      <w:r>
+        <w:rPr>
+          <w:rFonts w:ascii="Calibri" w:cs="Calibri" w:eastAsia="Calibri" w:hAnsi="Calibri"/>
+          <w:sz w:val="21"/>
+          <w:szCs w:val="21"/>
+        </w:rPr>
+        <w:t xml:space="preserve">☐  </w:t>
+      </w:r>
+      <w:r>
+        <w:rPr>
+          <w:rFonts w:ascii="Calibri" w:cs="Calibri" w:eastAsia="Calibri" w:hAnsi="Calibri"/>
+          <w:sz w:val="21"/>
+          <w:szCs w:val="21"/>
+        </w:rPr>
+        <w:t xml:space="preserve">I OPT IN. I authorize J Brantley Law, PLLC to identify me and/or my company as a client and to share non-confidential information about the Firm’s work on this trademark matter, including registration certificates, outcomes, and general case descriptions, for the Firm’s marketing and business-development purposes. I understand that I may revoke this consent prospectively at any time by written notice to the Firm.</w:t>
+      </w:r>
+    </w:p>
+    <w:p>
+      <w:pPr>
+        <w:spacing w:after="100" w:before="200"/>
+      </w:pPr>
+      <w:r>
+        <w:rPr>
+          <w:rFonts w:ascii="Calibri" w:cs="Calibri" w:eastAsia="Calibri" w:hAnsi="Calibri"/>
+          <w:b/>
+          <w:bCs/>
+          <w:color w:val="1F3050"/>
+          <w:sz w:val="22"/>
+          <w:szCs w:val="22"/>
+        </w:rPr>
+        <w:t xml:space="preserve">Section 18. Entire Agreement</w:t>
+      </w:r>
+    </w:p>
+    <w:p>
+      <w:pPr>
+        <w:spacing w:after="140" w:line="276"/>
+      </w:pPr>
+      <w:r>
+        <w:rPr>
+          <w:rFonts w:ascii="Calibri" w:cs="Calibri" w:eastAsia="Calibri" w:hAnsi="Calibri"/>
+          <w:sz w:val="21"/>
+          <w:szCs w:val="21"/>
+        </w:rPr>
+        <w:t xml:space="preserve">This Agreement constitutes the entire agreement between Attorney and Client regarding the services described and supersedes prior discussions or understandings concerning that scope. Additional services or amendments must be confirmed in writing.</w:t>
       </w:r>
     </w:p>
     <w:p>
